--- a/resources/templates/5审计文书送达回证.docx
+++ b/resources/templates/5审计文书送达回证.docx
@@ -4,69 +4,6 @@
   <w:body>
     <w:p>
       <w:pPr>
-        <w:spacing w:line="560" w:lineRule="atLeast"/>
-        <w:jc w:val="center"/>
-        <w:rPr>
-          <w:rFonts w:hint="eastAsia" w:ascii="长城大标宋体" w:hAnsi="长城大标宋体" w:eastAsia="长城大标宋体" w:cs="长城大标宋体"/>
-          <w:color w:val="FF0000"/>
-          <w:spacing w:val="30"/>
-          <w:sz w:val="40"/>
-        </w:rPr>
-      </w:pPr>
-      <w:r>
-        <w:rPr>
-          <w:rFonts w:hint="eastAsia" w:ascii="长城大标宋体" w:hAnsi="长城大标宋体" w:eastAsia="长城大标宋体" w:cs="长城大标宋体"/>
-          <w:color w:val="FF0000"/>
-          <w:spacing w:val="30"/>
-          <w:sz w:val="40"/>
-        </w:rPr>
-        <w:t xml:space="preserve">* * * * * * </w:t>
-      </w:r>
-      <w:r>
-        <w:rPr>
-          <w:rFonts w:hint="eastAsia" w:ascii="长城大标宋体" w:hAnsi="长城大标宋体" w:eastAsia="长城大标宋体" w:cs="长城大标宋体"/>
-          <w:i/>
-          <w:color w:val="FF0000"/>
-          <w:spacing w:val="30"/>
-          <w:sz w:val="40"/>
-        </w:rPr>
-        <w:t>（审计机关全称）</w:t>
-      </w:r>
-    </w:p>
-    <w:p>
-      <w:pPr>
-        <w:pStyle w:val="7"/>
-        <w:snapToGrid w:val="0"/>
-        <w:spacing w:before="0" w:beforeLines="0" w:after="0" w:afterLines="0" w:line="240" w:lineRule="auto"/>
-        <w:rPr>
-          <w:rFonts w:hint="eastAsia" w:ascii="Times New Roman" w:hAnsi="Times New Roman" w:eastAsia="长城小标宋体" w:cs="长城小标宋体"/>
-          <w:b/>
-          <w:color w:val="FF0000"/>
-          <w:spacing w:val="180"/>
-          <w:sz w:val="72"/>
-        </w:rPr>
-      </w:pPr>
-      <w:r>
-        <w:rPr>
-          <w:rFonts w:hint="eastAsia" w:ascii="仿宋_GB2312" w:eastAsia="长城大标宋体"/>
-          <w:color w:val="FF0000"/>
-          <w:spacing w:val="60"/>
-          <w:sz w:val="72"/>
-        </w:rPr>
-        <w:t>审</w:t>
-      </w:r>
-      <w:r>
-        <w:rPr>
-          <w:rFonts w:hint="eastAsia" w:ascii="仿宋_GB2312" w:eastAsia="长城大标宋体"/>
-          <w:color w:val="FF0000"/>
-          <w:spacing w:val="60"/>
-          <w:sz w:val="68"/>
-        </w:rPr>
-        <w:t>计文书送达回证</w:t>
-      </w:r>
-    </w:p>
-    <w:p>
-      <w:pPr>
         <w:pStyle w:val="4"/>
         <w:keepNext w:val="0"/>
         <w:keepLines w:val="0"/>
@@ -90,324 +27,316 @@
           <w:sz w:val="32"/>
         </w:rPr>
       </w:pPr>
-      <w:r>
-        <w:rPr>
-          <w:rFonts w:ascii="Times New Roman" w:hAnsi="Times New Roman" w:eastAsia="仿宋_GB2312"/>
-          <w:color w:val="FF0000"/>
-          <w:sz w:val="32"/>
-        </w:rPr>
-        <w:t xml:space="preserve"> </w:t>
-      </w:r>
-    </w:p>
-    <w:p>
-      <w:pPr>
-        <w:pStyle w:val="4"/>
-        <w:keepNext w:val="0"/>
-        <w:keepLines w:val="0"/>
-        <w:pageBreakBefore w:val="0"/>
-        <w:widowControl w:val="0"/>
-        <w:kinsoku/>
-        <w:wordWrap/>
-        <w:overflowPunct/>
-        <w:topLinePunct w:val="0"/>
-        <w:autoSpaceDE/>
-        <w:autoSpaceDN/>
-        <w:bidi w:val="0"/>
-        <w:adjustRightInd w:val="0"/>
-        <w:snapToGrid w:val="0"/>
-        <w:spacing w:line="559" w:lineRule="exact"/>
-        <w:jc w:val="both"/>
-        <w:textAlignment w:val="auto"/>
-        <w:rPr>
-          <w:rFonts w:hint="eastAsia" w:ascii="Times New Roman" w:hAnsi="Times New Roman" w:eastAsia="仿宋_GB2312"/>
-          <w:color w:val="FF0000"/>
-          <w:sz w:val="32"/>
-        </w:rPr>
-      </w:pPr>
-    </w:p>
-    <w:p>
-      <w:pPr>
-        <w:pStyle w:val="4"/>
-        <w:keepNext w:val="0"/>
-        <w:keepLines w:val="0"/>
-        <w:pageBreakBefore w:val="0"/>
-        <w:widowControl w:val="0"/>
-        <w:kinsoku/>
-        <w:wordWrap/>
-        <w:overflowPunct/>
-        <w:topLinePunct w:val="0"/>
-        <w:autoSpaceDE/>
-        <w:autoSpaceDN/>
-        <w:bidi w:val="0"/>
-        <w:adjustRightInd w:val="0"/>
-        <w:snapToGrid w:val="0"/>
-        <w:spacing w:line="559" w:lineRule="exact"/>
-        <w:textAlignment w:val="auto"/>
-        <w:rPr>
-          <w:rFonts w:ascii="Times New Roman" w:hAnsi="Times New Roman" w:eastAsia="仿宋_GB2312"/>
-          <w:color w:val="FF0000"/>
-          <w:sz w:val="32"/>
-        </w:rPr>
-      </w:pPr>
-      <w:r>
-        <w:rPr>
-          <w:rFonts w:ascii="Times New Roman" w:hAnsi="Times New Roman" w:eastAsia="仿宋_GB2312"/>
-          <w:color w:val="FF0000"/>
-          <w:sz w:val="32"/>
-        </w:rPr>
-        <w:t xml:space="preserve">    送达文书</w:t>
-      </w:r>
-      <w:r>
-        <w:rPr>
-          <w:rFonts w:hint="eastAsia" w:ascii="Times New Roman" w:hAnsi="Times New Roman" w:eastAsia="仿宋_GB2312"/>
-          <w:color w:val="FF0000"/>
-          <w:sz w:val="32"/>
-        </w:rPr>
-        <w:t>名称和文号</w:t>
-      </w:r>
-      <w:r>
-        <w:rPr>
-          <w:rFonts w:ascii="Times New Roman" w:hAnsi="Times New Roman" w:eastAsia="仿宋_GB2312"/>
-          <w:color w:val="FF0000"/>
-          <w:sz w:val="32"/>
-        </w:rPr>
-        <w:t>：</w:t>
-      </w:r>
-    </w:p>
-    <w:p>
-      <w:pPr>
-        <w:pStyle w:val="4"/>
-        <w:keepNext w:val="0"/>
-        <w:keepLines w:val="0"/>
-        <w:pageBreakBefore w:val="0"/>
-        <w:widowControl w:val="0"/>
-        <w:kinsoku/>
-        <w:wordWrap/>
-        <w:overflowPunct/>
-        <w:topLinePunct w:val="0"/>
-        <w:autoSpaceDE/>
-        <w:autoSpaceDN/>
-        <w:bidi w:val="0"/>
-        <w:adjustRightInd w:val="0"/>
-        <w:snapToGrid w:val="0"/>
-        <w:spacing w:line="559" w:lineRule="exact"/>
-        <w:textAlignment w:val="auto"/>
-        <w:rPr>
-          <w:rFonts w:hint="eastAsia" w:ascii="Times New Roman" w:hAnsi="Times New Roman" w:eastAsia="仿宋_GB2312"/>
-          <w:color w:val="FF0000"/>
-          <w:sz w:val="32"/>
-        </w:rPr>
-      </w:pPr>
-      <w:r>
-        <w:rPr>
-          <w:rFonts w:ascii="Times New Roman" w:hAnsi="Times New Roman" w:eastAsia="仿宋_GB2312"/>
-          <w:color w:val="FF0000"/>
-          <w:sz w:val="32"/>
-        </w:rPr>
-        <w:t xml:space="preserve">    送达</w:t>
-      </w:r>
-      <w:r>
-        <w:rPr>
-          <w:rFonts w:hint="eastAsia" w:ascii="Times New Roman" w:hAnsi="Times New Roman" w:eastAsia="仿宋_GB2312"/>
-          <w:color w:val="FF0000"/>
-          <w:sz w:val="32"/>
-        </w:rPr>
-        <w:t>机关</w:t>
-      </w:r>
-      <w:r>
-        <w:rPr>
-          <w:rFonts w:ascii="Times New Roman" w:hAnsi="Times New Roman" w:eastAsia="仿宋_GB2312"/>
-          <w:color w:val="FF0000"/>
-          <w:sz w:val="32"/>
-        </w:rPr>
-        <w:t>：</w:t>
-      </w:r>
-      <w:r>
-        <w:rPr>
-          <w:rFonts w:hint="eastAsia" w:ascii="Times New Roman" w:hAnsi="Times New Roman" w:eastAsia="仿宋_GB2312"/>
-          <w:color w:val="FF0000"/>
-          <w:sz w:val="32"/>
-        </w:rPr>
-        <w:t xml:space="preserve">           </w:t>
-      </w:r>
-      <w:r>
-        <w:rPr>
-          <w:rFonts w:ascii="Times New Roman" w:hAnsi="Times New Roman" w:eastAsia="仿宋_GB2312"/>
-          <w:i/>
-          <w:color w:val="FF0000"/>
-          <w:sz w:val="32"/>
-        </w:rPr>
-        <w:t>（</w:t>
-      </w:r>
-      <w:r>
-        <w:rPr>
-          <w:rFonts w:hint="eastAsia" w:ascii="Times New Roman" w:hAnsi="Times New Roman" w:eastAsia="仿宋_GB2312"/>
-          <w:i/>
-          <w:color w:val="FF0000"/>
-          <w:sz w:val="32"/>
-        </w:rPr>
-        <w:t>盖章</w:t>
-      </w:r>
-      <w:r>
-        <w:rPr>
-          <w:rFonts w:ascii="Times New Roman" w:hAnsi="Times New Roman" w:eastAsia="仿宋_GB2312"/>
-          <w:i/>
-          <w:color w:val="FF0000"/>
-          <w:sz w:val="32"/>
-        </w:rPr>
-        <w:t>）</w:t>
-      </w:r>
-    </w:p>
-    <w:p>
-      <w:pPr>
-        <w:pStyle w:val="4"/>
-        <w:keepNext w:val="0"/>
-        <w:keepLines w:val="0"/>
-        <w:pageBreakBefore w:val="0"/>
-        <w:widowControl w:val="0"/>
-        <w:kinsoku/>
-        <w:wordWrap/>
-        <w:overflowPunct/>
-        <w:topLinePunct w:val="0"/>
-        <w:autoSpaceDE/>
-        <w:autoSpaceDN/>
-        <w:bidi w:val="0"/>
-        <w:adjustRightInd w:val="0"/>
-        <w:snapToGrid w:val="0"/>
-        <w:spacing w:line="559" w:lineRule="exact"/>
-        <w:textAlignment w:val="auto"/>
-        <w:rPr>
-          <w:rFonts w:hint="eastAsia" w:ascii="Times New Roman" w:hAnsi="Times New Roman" w:eastAsia="仿宋_GB2312"/>
-          <w:color w:val="FF0000"/>
-          <w:sz w:val="32"/>
-        </w:rPr>
-      </w:pPr>
-    </w:p>
-    <w:p>
-      <w:pPr>
-        <w:pStyle w:val="4"/>
-        <w:keepNext w:val="0"/>
-        <w:keepLines w:val="0"/>
-        <w:pageBreakBefore w:val="0"/>
-        <w:widowControl w:val="0"/>
-        <w:kinsoku/>
-        <w:wordWrap/>
-        <w:overflowPunct/>
-        <w:topLinePunct w:val="0"/>
-        <w:autoSpaceDE/>
-        <w:autoSpaceDN/>
-        <w:bidi w:val="0"/>
-        <w:adjustRightInd w:val="0"/>
-        <w:snapToGrid w:val="0"/>
-        <w:spacing w:line="559" w:lineRule="exact"/>
-        <w:textAlignment w:val="auto"/>
-        <w:rPr>
-          <w:rFonts w:hint="eastAsia" w:ascii="Times New Roman" w:hAnsi="Times New Roman" w:eastAsia="仿宋_GB2312"/>
-          <w:color w:val="FF0000"/>
-          <w:sz w:val="32"/>
-        </w:rPr>
-      </w:pPr>
-    </w:p>
-    <w:p>
-      <w:pPr>
-        <w:pStyle w:val="4"/>
-        <w:keepNext w:val="0"/>
-        <w:keepLines w:val="0"/>
-        <w:pageBreakBefore w:val="0"/>
-        <w:widowControl w:val="0"/>
-        <w:kinsoku/>
-        <w:wordWrap/>
-        <w:overflowPunct/>
-        <w:topLinePunct w:val="0"/>
-        <w:autoSpaceDE/>
-        <w:autoSpaceDN/>
-        <w:bidi w:val="0"/>
-        <w:adjustRightInd w:val="0"/>
-        <w:snapToGrid w:val="0"/>
-        <w:spacing w:line="559" w:lineRule="exact"/>
-        <w:ind w:firstLine="640" w:firstLineChars="200"/>
-        <w:textAlignment w:val="auto"/>
-        <w:rPr>
-          <w:rFonts w:ascii="Times New Roman" w:hAnsi="Times New Roman" w:eastAsia="仿宋_GB2312"/>
-          <w:color w:val="FF0000"/>
-          <w:sz w:val="32"/>
-        </w:rPr>
-      </w:pPr>
-      <w:r>
-        <w:rPr>
-          <w:rFonts w:hint="eastAsia" w:ascii="Times New Roman" w:hAnsi="Times New Roman" w:eastAsia="仿宋_GB2312"/>
-          <w:color w:val="FF0000"/>
-          <w:sz w:val="32"/>
-        </w:rPr>
-        <w:t xml:space="preserve">送件人及送件时间：     </w:t>
-      </w:r>
-      <w:r>
-        <w:rPr>
-          <w:rFonts w:ascii="Times New Roman" w:hAnsi="Times New Roman" w:eastAsia="仿宋_GB2312"/>
-          <w:i/>
-          <w:color w:val="FF0000"/>
-          <w:sz w:val="32"/>
-        </w:rPr>
-        <w:t>（签名）</w:t>
-      </w:r>
-      <w:r>
-        <w:rPr>
-          <w:rFonts w:ascii="Times New Roman" w:hAnsi="Times New Roman" w:eastAsia="仿宋_GB2312"/>
-          <w:color w:val="FF0000"/>
-          <w:sz w:val="32"/>
-        </w:rPr>
-        <w:t xml:space="preserve"> * * * * 年 * * 月 * * 日</w:t>
-      </w:r>
-    </w:p>
-    <w:p>
-      <w:pPr>
-        <w:pStyle w:val="4"/>
-        <w:keepNext w:val="0"/>
-        <w:keepLines w:val="0"/>
-        <w:pageBreakBefore w:val="0"/>
-        <w:widowControl w:val="0"/>
-        <w:kinsoku/>
-        <w:wordWrap/>
-        <w:overflowPunct/>
-        <w:topLinePunct w:val="0"/>
-        <w:autoSpaceDE/>
-        <w:autoSpaceDN/>
-        <w:bidi w:val="0"/>
-        <w:adjustRightInd w:val="0"/>
-        <w:snapToGrid w:val="0"/>
-        <w:spacing w:line="559" w:lineRule="exact"/>
-        <w:textAlignment w:val="auto"/>
-        <w:rPr>
-          <w:rFonts w:hint="eastAsia" w:ascii="Times New Roman" w:hAnsi="Times New Roman" w:eastAsia="仿宋_GB2312"/>
-          <w:color w:val="FF0000"/>
-          <w:sz w:val="32"/>
-        </w:rPr>
-      </w:pPr>
-      <w:r>
-        <w:rPr>
-          <w:rFonts w:ascii="Times New Roman" w:hAnsi="Times New Roman" w:eastAsia="仿宋_GB2312"/>
-          <w:color w:val="FF0000"/>
-          <w:sz w:val="32"/>
-        </w:rPr>
-        <w:t xml:space="preserve">    送达方式：</w:t>
-      </w:r>
-      <w:r>
-        <w:rPr>
-          <w:rFonts w:hint="eastAsia" w:ascii="Times New Roman" w:hAnsi="Times New Roman" w:eastAsia="仿宋_GB2312"/>
-          <w:color w:val="FF0000"/>
-          <w:sz w:val="32"/>
-        </w:rPr>
-        <w:t xml:space="preserve">  </w:t>
-      </w:r>
       <w:bookmarkStart w:id="0" w:name="_GoBack"/>
       <w:bookmarkEnd w:id="0"/>
       <w:r>
         <w:rPr>
-          <w:rFonts w:hint="eastAsia" w:ascii="Times New Roman" w:hAnsi="Times New Roman" w:eastAsia="仿宋_GB2312"/>
-          <w:color w:val="FF0000"/>
-          <w:sz w:val="32"/>
-        </w:rPr>
-        <w:t xml:space="preserve">     </w:t>
+          <w:rFonts w:ascii="Times New Roman" w:hAnsi="Times New Roman" w:eastAsia="仿宋_GB2312"/>
+          <w:color w:val="FF0000"/>
+          <w:sz w:val="32"/>
+        </w:rPr>
+        <w:t xml:space="preserve"> </w:t>
+      </w:r>
+    </w:p>
+    <w:p>
+      <w:pPr>
+        <w:pStyle w:val="4"/>
+        <w:keepNext w:val="0"/>
+        <w:keepLines w:val="0"/>
+        <w:pageBreakBefore w:val="0"/>
+        <w:widowControl w:val="0"/>
+        <w:kinsoku/>
+        <w:wordWrap/>
+        <w:overflowPunct/>
+        <w:topLinePunct w:val="0"/>
+        <w:autoSpaceDE/>
+        <w:autoSpaceDN/>
+        <w:bidi w:val="0"/>
+        <w:adjustRightInd w:val="0"/>
+        <w:snapToGrid w:val="0"/>
+        <w:spacing w:line="559" w:lineRule="exact"/>
+        <w:jc w:val="both"/>
+        <w:textAlignment w:val="auto"/>
+        <w:rPr>
+          <w:rFonts w:hint="eastAsia" w:ascii="Times New Roman" w:hAnsi="Times New Roman" w:eastAsia="仿宋_GB2312"/>
+          <w:color w:val="FF0000"/>
+          <w:sz w:val="32"/>
+        </w:rPr>
+      </w:pPr>
+    </w:p>
+    <w:p>
+      <w:pPr>
+        <w:pStyle w:val="4"/>
+        <w:keepNext w:val="0"/>
+        <w:keepLines w:val="0"/>
+        <w:pageBreakBefore w:val="0"/>
+        <w:widowControl w:val="0"/>
+        <w:kinsoku/>
+        <w:wordWrap/>
+        <w:overflowPunct/>
+        <w:topLinePunct w:val="0"/>
+        <w:autoSpaceDE/>
+        <w:autoSpaceDN/>
+        <w:bidi w:val="0"/>
+        <w:adjustRightInd w:val="0"/>
+        <w:snapToGrid w:val="0"/>
+        <w:spacing w:line="559" w:lineRule="exact"/>
+        <w:textAlignment w:val="auto"/>
+        <w:rPr>
+          <w:rFonts w:ascii="Times New Roman" w:hAnsi="Times New Roman" w:eastAsia="仿宋_GB2312"/>
+          <w:color w:val="FF0000"/>
+          <w:sz w:val="32"/>
+        </w:rPr>
+      </w:pPr>
+      <w:r>
+        <w:rPr>
+          <w:rFonts w:ascii="Times New Roman" w:hAnsi="Times New Roman" w:eastAsia="仿宋_GB2312"/>
+          <w:color w:val="FF0000"/>
+          <w:sz w:val="32"/>
+        </w:rPr>
+        <w:t xml:space="preserve">    送达文书</w:t>
+      </w:r>
+      <w:r>
+        <w:rPr>
+          <w:rFonts w:hint="eastAsia" w:ascii="Times New Roman" w:hAnsi="Times New Roman" w:eastAsia="仿宋_GB2312"/>
+          <w:color w:val="FF0000"/>
+          <w:sz w:val="32"/>
+        </w:rPr>
+        <w:t>名称和文号</w:t>
+      </w:r>
+      <w:r>
+        <w:rPr>
+          <w:rFonts w:ascii="Times New Roman" w:hAnsi="Times New Roman" w:eastAsia="仿宋_GB2312"/>
+          <w:color w:val="FF0000"/>
+          <w:sz w:val="32"/>
+        </w:rPr>
+        <w:t>：</w:t>
+      </w:r>
+    </w:p>
+    <w:p>
+      <w:pPr>
+        <w:pStyle w:val="4"/>
+        <w:keepNext w:val="0"/>
+        <w:keepLines w:val="0"/>
+        <w:pageBreakBefore w:val="0"/>
+        <w:widowControl w:val="0"/>
+        <w:kinsoku/>
+        <w:wordWrap/>
+        <w:overflowPunct/>
+        <w:topLinePunct w:val="0"/>
+        <w:autoSpaceDE/>
+        <w:autoSpaceDN/>
+        <w:bidi w:val="0"/>
+        <w:adjustRightInd w:val="0"/>
+        <w:snapToGrid w:val="0"/>
+        <w:spacing w:line="559" w:lineRule="exact"/>
+        <w:textAlignment w:val="auto"/>
+        <w:rPr>
+          <w:rFonts w:hint="eastAsia" w:ascii="Times New Roman" w:hAnsi="Times New Roman" w:eastAsia="仿宋_GB2312"/>
+          <w:color w:val="FF0000"/>
+          <w:sz w:val="32"/>
+        </w:rPr>
+      </w:pPr>
+      <w:r>
+        <w:rPr>
+          <w:rFonts w:ascii="Times New Roman" w:hAnsi="Times New Roman" w:eastAsia="仿宋_GB2312"/>
+          <w:color w:val="FF0000"/>
+          <w:sz w:val="32"/>
+        </w:rPr>
+        <w:t xml:space="preserve">    送达</w:t>
+      </w:r>
+      <w:r>
+        <w:rPr>
+          <w:rFonts w:hint="eastAsia" w:ascii="Times New Roman" w:hAnsi="Times New Roman" w:eastAsia="仿宋_GB2312"/>
+          <w:color w:val="FF0000"/>
+          <w:sz w:val="32"/>
+        </w:rPr>
+        <w:t>机关</w:t>
+      </w:r>
+      <w:r>
+        <w:rPr>
+          <w:rFonts w:ascii="Times New Roman" w:hAnsi="Times New Roman" w:eastAsia="仿宋_GB2312"/>
+          <w:color w:val="FF0000"/>
+          <w:sz w:val="32"/>
+        </w:rPr>
+        <w:t>：</w:t>
+      </w:r>
+      <w:r>
+        <w:rPr>
+          <w:rFonts w:hint="eastAsia" w:ascii="Times New Roman" w:hAnsi="Times New Roman" w:eastAsia="仿宋_GB2312"/>
+          <w:color w:val="FF0000"/>
+          <w:sz w:val="32"/>
+        </w:rPr>
+        <w:t xml:space="preserve">           </w:t>
+      </w:r>
+      <w:r>
+        <w:rPr>
+          <w:rFonts w:ascii="Times New Roman" w:hAnsi="Times New Roman" w:eastAsia="仿宋_GB2312"/>
+          <w:i/>
+          <w:color w:val="FF0000"/>
+          <w:sz w:val="32"/>
+        </w:rPr>
+        <w:t>（</w:t>
+      </w:r>
+      <w:r>
+        <w:rPr>
+          <w:rFonts w:hint="eastAsia" w:ascii="Times New Roman" w:hAnsi="Times New Roman" w:eastAsia="仿宋_GB2312"/>
+          <w:i/>
+          <w:color w:val="FF0000"/>
+          <w:sz w:val="32"/>
+        </w:rPr>
+        <w:t>盖章</w:t>
+      </w:r>
+      <w:r>
+        <w:rPr>
+          <w:rFonts w:ascii="Times New Roman" w:hAnsi="Times New Roman" w:eastAsia="仿宋_GB2312"/>
+          <w:i/>
+          <w:color w:val="FF0000"/>
+          <w:sz w:val="32"/>
+        </w:rPr>
+        <w:t>）</w:t>
+      </w:r>
+    </w:p>
+    <w:p>
+      <w:pPr>
+        <w:pStyle w:val="4"/>
+        <w:keepNext w:val="0"/>
+        <w:keepLines w:val="0"/>
+        <w:pageBreakBefore w:val="0"/>
+        <w:widowControl w:val="0"/>
+        <w:kinsoku/>
+        <w:wordWrap/>
+        <w:overflowPunct/>
+        <w:topLinePunct w:val="0"/>
+        <w:autoSpaceDE/>
+        <w:autoSpaceDN/>
+        <w:bidi w:val="0"/>
+        <w:adjustRightInd w:val="0"/>
+        <w:snapToGrid w:val="0"/>
+        <w:spacing w:line="559" w:lineRule="exact"/>
+        <w:textAlignment w:val="auto"/>
+        <w:rPr>
+          <w:rFonts w:hint="eastAsia" w:ascii="Times New Roman" w:hAnsi="Times New Roman" w:eastAsia="仿宋_GB2312"/>
+          <w:color w:val="FF0000"/>
+          <w:sz w:val="32"/>
+        </w:rPr>
+      </w:pPr>
+    </w:p>
+    <w:p>
+      <w:pPr>
+        <w:pStyle w:val="4"/>
+        <w:keepNext w:val="0"/>
+        <w:keepLines w:val="0"/>
+        <w:pageBreakBefore w:val="0"/>
+        <w:widowControl w:val="0"/>
+        <w:kinsoku/>
+        <w:wordWrap/>
+        <w:overflowPunct/>
+        <w:topLinePunct w:val="0"/>
+        <w:autoSpaceDE/>
+        <w:autoSpaceDN/>
+        <w:bidi w:val="0"/>
+        <w:adjustRightInd w:val="0"/>
+        <w:snapToGrid w:val="0"/>
+        <w:spacing w:line="559" w:lineRule="exact"/>
+        <w:textAlignment w:val="auto"/>
+        <w:rPr>
+          <w:rFonts w:hint="eastAsia" w:ascii="Times New Roman" w:hAnsi="Times New Roman" w:eastAsia="仿宋_GB2312"/>
+          <w:color w:val="FF0000"/>
+          <w:sz w:val="32"/>
+        </w:rPr>
+      </w:pPr>
+    </w:p>
+    <w:p>
+      <w:pPr>
+        <w:pStyle w:val="4"/>
+        <w:keepNext w:val="0"/>
+        <w:keepLines w:val="0"/>
+        <w:pageBreakBefore w:val="0"/>
+        <w:widowControl w:val="0"/>
+        <w:kinsoku/>
+        <w:wordWrap/>
+        <w:overflowPunct/>
+        <w:topLinePunct w:val="0"/>
+        <w:autoSpaceDE/>
+        <w:autoSpaceDN/>
+        <w:bidi w:val="0"/>
+        <w:adjustRightInd w:val="0"/>
+        <w:snapToGrid w:val="0"/>
+        <w:spacing w:line="559" w:lineRule="exact"/>
+        <w:ind w:firstLine="640" w:firstLineChars="200"/>
+        <w:textAlignment w:val="auto"/>
+        <w:rPr>
+          <w:rFonts w:ascii="Times New Roman" w:hAnsi="Times New Roman" w:eastAsia="仿宋_GB2312"/>
+          <w:color w:val="FF0000"/>
+          <w:sz w:val="32"/>
+        </w:rPr>
+      </w:pPr>
+      <w:r>
+        <w:rPr>
+          <w:rFonts w:hint="eastAsia" w:ascii="Times New Roman" w:hAnsi="Times New Roman" w:eastAsia="仿宋_GB2312"/>
+          <w:color w:val="FF0000"/>
+          <w:sz w:val="32"/>
+        </w:rPr>
+        <w:t xml:space="preserve">送件人及送件时间：     </w:t>
+      </w:r>
+      <w:r>
+        <w:rPr>
+          <w:rFonts w:ascii="Times New Roman" w:hAnsi="Times New Roman" w:eastAsia="仿宋_GB2312"/>
+          <w:i/>
+          <w:color w:val="FF0000"/>
+          <w:sz w:val="32"/>
+        </w:rPr>
+        <w:t>（签名）</w:t>
+      </w:r>
+      <w:r>
+        <w:rPr>
+          <w:rFonts w:ascii="Times New Roman" w:hAnsi="Times New Roman" w:eastAsia="仿宋_GB2312"/>
+          <w:color w:val="FF0000"/>
+          <w:sz w:val="32"/>
+        </w:rPr>
+        <w:t xml:space="preserve"> * * * * 年 * * 月 * * 日</w:t>
+      </w:r>
+    </w:p>
+    <w:p>
+      <w:pPr>
+        <w:pStyle w:val="4"/>
+        <w:keepNext w:val="0"/>
+        <w:keepLines w:val="0"/>
+        <w:pageBreakBefore w:val="0"/>
+        <w:widowControl w:val="0"/>
+        <w:kinsoku/>
+        <w:wordWrap/>
+        <w:overflowPunct/>
+        <w:topLinePunct w:val="0"/>
+        <w:autoSpaceDE/>
+        <w:autoSpaceDN/>
+        <w:bidi w:val="0"/>
+        <w:adjustRightInd w:val="0"/>
+        <w:snapToGrid w:val="0"/>
+        <w:spacing w:line="559" w:lineRule="exact"/>
+        <w:textAlignment w:val="auto"/>
+        <w:rPr>
+          <w:rFonts w:hint="eastAsia" w:ascii="Times New Roman" w:hAnsi="Times New Roman" w:eastAsia="仿宋_GB2312"/>
+          <w:color w:val="FF0000"/>
+          <w:sz w:val="32"/>
+        </w:rPr>
+      </w:pPr>
+      <w:r>
+        <w:rPr>
+          <w:rFonts w:ascii="Times New Roman" w:hAnsi="Times New Roman" w:eastAsia="仿宋_GB2312"/>
+          <w:color w:val="FF0000"/>
+          <w:sz w:val="32"/>
+        </w:rPr>
+        <w:t xml:space="preserve">    送达方式：</w:t>
+      </w:r>
+      <w:r>
+        <w:rPr>
+          <w:rFonts w:hint="eastAsia" w:ascii="Times New Roman" w:hAnsi="Times New Roman" w:eastAsia="仿宋_GB2312"/>
+          <w:color w:val="FF0000"/>
+          <w:sz w:val="32"/>
+        </w:rPr>
+        <w:t xml:space="preserve">       </w:t>
       </w:r>
     </w:p>
     <w:p>
@@ -1404,20 +1333,4 @@
   </a:themeElements>
   <a:objectDefaults/>
 </a:theme>
-</file>
-
-<file path=customXml/item1.xml><?xml version="1.0" encoding="utf-8"?>
-<s:customData xmlns="http://www.wps.cn/officeDocument/2013/wpsCustomData" xmlns:s="http://www.wps.cn/officeDocument/2013/wpsCustomData">
-  <customSectProps>
-    <customSectPr/>
-  </customSectProps>
-</s:customData>
-</file>
-
-<file path=customXml/itemProps1.xml><?xml version="1.0" encoding="utf-8"?>
-<ds:datastoreItem xmlns:ds="http://schemas.openxmlformats.org/officeDocument/2006/customXml" ds:itemID="{B1977F7D-205B-4081-913C-38D41E755F92}">
-  <ds:schemaRefs>
-    <ds:schemaRef ds:uri="http://www.wps.cn/officeDocument/2013/wpsCustomData"/>
-  </ds:schemaRefs>
-</ds:datastoreItem>
 </file>
--- a/resources/templates/5审计文书送达回证.docx
+++ b/resources/templates/5审计文书送达回证.docx
@@ -112,6 +112,9 @@
         </w:rPr>
         <w:t>：</w:t>
       </w:r>
+      <w:r>
+        <w:t>{projectName}</w:t>
+      </w:r>
     </w:p>
     <w:p>
       <w:pPr>
@@ -195,6 +198,9 @@
           <w:sz w:val="32"/>
         </w:rPr>
         <w:t>）</w:t>
+      </w:r>
+      <w:r>
+        <w:t>{auditedUnit}</w:t>
       </w:r>
     </w:p>
     <w:p>
